--- a/USER INFO/Website_research_page_content.docx
+++ b/USER INFO/Website_research_page_content.docx
@@ -275,6 +275,398 @@
     <w:p>
       <w:pPr>
         <w:rPr>
+          <w:lang w:val="en-US"/>
+        </w:rPr>
+      </w:pPr>
+      <w:r>
+        <w:rPr>
+          <w:lang w:val="en-US"/>
+        </w:rPr>
+        <w:lastRenderedPageBreak/>
+        <w:t xml:space="preserve">Videos: </w:t>
+      </w:r>
+    </w:p>
+    <w:p>
+      <w:pPr>
+        <w:rPr>
+          <w:lang w:val="en-US"/>
+        </w:rPr>
+      </w:pPr>
+    </w:p>
+    <w:p>
+      <w:pPr>
+        <w:rPr>
+          <w:lang w:val="en-US"/>
+        </w:rPr>
+      </w:pPr>
+      <w:hyperlink r:id="rId4" w:history="1">
+        <w:r>
+          <w:rPr>
+            <w:rStyle w:val="Hyperlink"/>
+            <w:lang w:val="en-US"/>
+          </w:rPr>
+          <w:t>https://youtu.be/Pl44JjA--2k</w:t>
+        </w:r>
+      </w:hyperlink>
+    </w:p>
+    <w:p>
+      <w:pPr>
+        <w:rPr>
+          <w:lang w:val="en-US"/>
+        </w:rPr>
+      </w:pPr>
+      <w:r>
+        <w:rPr>
+          <w:lang w:val="en-US"/>
+        </w:rPr>
+        <w:t xml:space="preserve">Caption: </w:t>
+      </w:r>
+      <w:r>
+        <w:rPr>
+          <w:lang w:val="en-US"/>
+        </w:rPr>
+        <w:t>A documentary-style video on genome organization by the Cavalli lab.</w:t>
+      </w:r>
+    </w:p>
+    <w:p>
+      <w:pPr>
+        <w:rPr>
+          <w:lang w:val="en-US"/>
+        </w:rPr>
+      </w:pPr>
+    </w:p>
+    <w:p>
+      <w:pPr>
+        <w:rPr>
+          <w:lang w:val="en-US"/>
+        </w:rPr>
+      </w:pPr>
+      <w:hyperlink r:id="rId5" w:history="1">
+        <w:r>
+          <w:rPr>
+            <w:rStyle w:val="Hyperlink"/>
+            <w:lang w:val="en-US"/>
+          </w:rPr>
+          <w:t>https://youtu.be/JYDrtCuRKVM</w:t>
+        </w:r>
+      </w:hyperlink>
+    </w:p>
+    <w:p>
+      <w:pPr>
+        <w:rPr>
+          <w:lang w:val="en-US"/>
+        </w:rPr>
+      </w:pPr>
+      <w:r>
+        <w:rPr>
+          <w:lang w:val="en-US"/>
+        </w:rPr>
+        <w:t xml:space="preserve">Caption: </w:t>
+      </w:r>
+      <w:r>
+        <w:rPr>
+          <w:lang w:val="en-US"/>
+        </w:rPr>
+        <w:t xml:space="preserve">Results described in </w:t>
+      </w:r>
+      <w:proofErr w:type="spellStart"/>
+      <w:r>
+        <w:rPr>
+          <w:lang w:val="en-US"/>
+        </w:rPr>
+        <w:t>Bonev</w:t>
+      </w:r>
+      <w:proofErr w:type="spellEnd"/>
+      <w:r>
+        <w:rPr>
+          <w:lang w:val="en-US"/>
+        </w:rPr>
+        <w:t xml:space="preserve"> et al., Cell, 2017 (PMID: 29053968).</w:t>
+      </w:r>
+    </w:p>
+    <w:p>
+      <w:pPr>
+        <w:rPr>
+          <w:lang w:val="en-US"/>
+        </w:rPr>
+      </w:pPr>
+    </w:p>
+    <w:p>
+      <w:pPr>
+        <w:rPr>
+          <w:lang w:val="en-US"/>
+        </w:rPr>
+      </w:pPr>
+    </w:p>
+    <w:p>
+      <w:pPr>
+        <w:rPr>
+          <w:lang w:val="en-US"/>
+        </w:rPr>
+      </w:pPr>
+    </w:p>
+    <w:p>
+      <w:pPr>
+        <w:rPr>
+          <w:lang w:val="en-US"/>
+        </w:rPr>
+      </w:pPr>
+    </w:p>
+    <w:p>
+      <w:pPr>
+        <w:rPr>
+          <w:lang w:val="en-US"/>
+        </w:rPr>
+      </w:pPr>
+    </w:p>
+    <w:p>
+      <w:pPr>
+        <w:rPr>
+          <w:lang w:val="en-US"/>
+        </w:rPr>
+      </w:pPr>
+    </w:p>
+    <w:p>
+      <w:pPr>
+        <w:rPr>
+          <w:lang w:val="en-US"/>
+        </w:rPr>
+      </w:pPr>
+    </w:p>
+    <w:p>
+      <w:pPr>
+        <w:rPr>
+          <w:lang w:val="en-US"/>
+        </w:rPr>
+      </w:pPr>
+    </w:p>
+    <w:p>
+      <w:pPr>
+        <w:rPr>
+          <w:lang w:val="en-US"/>
+        </w:rPr>
+      </w:pPr>
+    </w:p>
+    <w:p>
+      <w:pPr>
+        <w:rPr>
+          <w:lang w:val="en-US"/>
+        </w:rPr>
+      </w:pPr>
+    </w:p>
+    <w:p>
+      <w:pPr>
+        <w:rPr>
+          <w:lang w:val="en-US"/>
+        </w:rPr>
+      </w:pPr>
+    </w:p>
+    <w:p>
+      <w:pPr>
+        <w:rPr>
+          <w:lang w:val="en-US"/>
+        </w:rPr>
+      </w:pPr>
+    </w:p>
+    <w:p>
+      <w:pPr>
+        <w:rPr>
+          <w:lang w:val="en-US"/>
+        </w:rPr>
+      </w:pPr>
+    </w:p>
+    <w:p>
+      <w:pPr>
+        <w:rPr>
+          <w:lang w:val="en-US"/>
+        </w:rPr>
+      </w:pPr>
+    </w:p>
+    <w:p>
+      <w:pPr>
+        <w:rPr>
+          <w:lang w:val="en-US"/>
+        </w:rPr>
+      </w:pPr>
+    </w:p>
+    <w:p>
+      <w:pPr>
+        <w:rPr>
+          <w:lang w:val="en-US"/>
+        </w:rPr>
+      </w:pPr>
+    </w:p>
+    <w:p>
+      <w:pPr>
+        <w:rPr>
+          <w:lang w:val="en-US"/>
+        </w:rPr>
+      </w:pPr>
+    </w:p>
+    <w:p>
+      <w:pPr>
+        <w:rPr>
+          <w:lang w:val="en-US"/>
+        </w:rPr>
+      </w:pPr>
+    </w:p>
+    <w:p>
+      <w:pPr>
+        <w:rPr>
+          <w:lang w:val="en-US"/>
+        </w:rPr>
+      </w:pPr>
+    </w:p>
+    <w:p>
+      <w:pPr>
+        <w:rPr>
+          <w:lang w:val="en-US"/>
+        </w:rPr>
+      </w:pPr>
+    </w:p>
+    <w:p>
+      <w:pPr>
+        <w:rPr>
+          <w:lang w:val="en-US"/>
+        </w:rPr>
+      </w:pPr>
+    </w:p>
+    <w:p>
+      <w:pPr>
+        <w:rPr>
+          <w:lang w:val="en-US"/>
+        </w:rPr>
+      </w:pPr>
+    </w:p>
+    <w:p>
+      <w:pPr>
+        <w:rPr>
+          <w:lang w:val="en-US"/>
+        </w:rPr>
+      </w:pPr>
+    </w:p>
+    <w:p>
+      <w:pPr>
+        <w:rPr>
+          <w:lang w:val="en-US"/>
+        </w:rPr>
+      </w:pPr>
+    </w:p>
+    <w:p>
+      <w:pPr>
+        <w:rPr>
+          <w:lang w:val="en-US"/>
+        </w:rPr>
+      </w:pPr>
+    </w:p>
+    <w:p>
+      <w:pPr>
+        <w:rPr>
+          <w:lang w:val="en-US"/>
+        </w:rPr>
+      </w:pPr>
+    </w:p>
+    <w:p>
+      <w:pPr>
+        <w:rPr>
+          <w:lang w:val="en-US"/>
+        </w:rPr>
+      </w:pPr>
+    </w:p>
+    <w:p>
+      <w:pPr>
+        <w:rPr>
+          <w:lang w:val="en-US"/>
+        </w:rPr>
+      </w:pPr>
+    </w:p>
+    <w:p>
+      <w:pPr>
+        <w:rPr>
+          <w:lang w:val="en-US"/>
+        </w:rPr>
+      </w:pPr>
+    </w:p>
+    <w:p>
+      <w:pPr>
+        <w:rPr>
+          <w:lang w:val="en-US"/>
+        </w:rPr>
+      </w:pPr>
+    </w:p>
+    <w:p>
+      <w:pPr>
+        <w:rPr>
+          <w:lang w:val="en-US"/>
+        </w:rPr>
+      </w:pPr>
+    </w:p>
+    <w:p>
+      <w:pPr>
+        <w:rPr>
+          <w:lang w:val="en-US"/>
+        </w:rPr>
+      </w:pPr>
+    </w:p>
+    <w:p>
+      <w:pPr>
+        <w:rPr>
+          <w:lang w:val="en-US"/>
+        </w:rPr>
+      </w:pPr>
+    </w:p>
+    <w:p>
+      <w:pPr>
+        <w:rPr>
+          <w:lang w:val="en-US"/>
+        </w:rPr>
+      </w:pPr>
+    </w:p>
+    <w:p>
+      <w:pPr>
+        <w:rPr>
+          <w:lang w:val="en-US"/>
+        </w:rPr>
+      </w:pPr>
+    </w:p>
+    <w:p>
+      <w:pPr>
+        <w:rPr>
+          <w:lang w:val="en-US"/>
+        </w:rPr>
+      </w:pPr>
+    </w:p>
+    <w:p>
+      <w:pPr>
+        <w:rPr>
+          <w:lang w:val="en-US"/>
+        </w:rPr>
+      </w:pPr>
+    </w:p>
+    <w:p>
+      <w:pPr>
+        <w:rPr>
+          <w:lang w:val="en-US"/>
+        </w:rPr>
+      </w:pPr>
+    </w:p>
+    <w:p>
+      <w:pPr>
+        <w:rPr>
+          <w:lang w:val="en-US"/>
+        </w:rPr>
+      </w:pPr>
+    </w:p>
+    <w:p>
+      <w:pPr>
+        <w:rPr>
+          <w:lang w:val="en-US"/>
+        </w:rPr>
+      </w:pPr>
+    </w:p>
+    <w:p>
+      <w:pPr>
+        <w:rPr>
           <w:b/>
           <w:bCs/>
           <w:lang w:val="en-US"/>
@@ -536,6 +928,323 @@
           <w:lang w:val="en-US"/>
         </w:rPr>
       </w:pPr>
+      <w:r>
+        <w:rPr>
+          <w:noProof/>
+          <w:lang w:val="en-US"/>
+        </w:rPr>
+        <w:lastRenderedPageBreak/>
+        <w:drawing>
+          <wp:inline distT="0" distB="0" distL="0" distR="0" wp14:anchorId="7B10A304" wp14:editId="68A9DB09">
+            <wp:extent cx="3225556" cy="2777066"/>
+            <wp:effectExtent l="0" t="0" r="635" b="4445"/>
+            <wp:docPr id="279011135" name="Picture 1" descr="A close-up of a diagram&#10;&#10;AI-generated content may be incorrect."/>
+            <wp:cNvGraphicFramePr>
+              <a:graphicFrameLocks xmlns:a="http://schemas.openxmlformats.org/drawingml/2006/main" noChangeAspect="1"/>
+            </wp:cNvGraphicFramePr>
+            <a:graphic xmlns:a="http://schemas.openxmlformats.org/drawingml/2006/main">
+              <a:graphicData uri="http://schemas.openxmlformats.org/drawingml/2006/picture">
+                <pic:pic xmlns:pic="http://schemas.openxmlformats.org/drawingml/2006/picture">
+                  <pic:nvPicPr>
+                    <pic:cNvPr id="279011135" name="Picture 1" descr="A close-up of a diagram&#10;&#10;AI-generated content may be incorrect."/>
+                    <pic:cNvPicPr/>
+                  </pic:nvPicPr>
+                  <pic:blipFill>
+                    <a:blip r:embed="rId6" cstate="print">
+                      <a:extLst>
+                        <a:ext uri="{28A0092B-C50C-407E-A947-70E740481C1C}">
+                          <a14:useLocalDpi xmlns:a14="http://schemas.microsoft.com/office/drawing/2010/main" val="0"/>
+                        </a:ext>
+                      </a:extLst>
+                    </a:blip>
+                    <a:stretch>
+                      <a:fillRect/>
+                    </a:stretch>
+                  </pic:blipFill>
+                  <pic:spPr>
+                    <a:xfrm>
+                      <a:off x="0" y="0"/>
+                      <a:ext cx="3239447" cy="2789025"/>
+                    </a:xfrm>
+                    <a:prstGeom prst="rect">
+                      <a:avLst/>
+                    </a:prstGeom>
+                  </pic:spPr>
+                </pic:pic>
+              </a:graphicData>
+            </a:graphic>
+          </wp:inline>
+        </w:drawing>
+      </w:r>
+    </w:p>
+    <w:p>
+      <w:pPr>
+        <w:rPr>
+          <w:lang w:val="en-US"/>
+        </w:rPr>
+      </w:pPr>
+      <w:r>
+        <w:rPr>
+          <w:lang w:val="en-US"/>
+        </w:rPr>
+        <w:t>Caption:</w:t>
+      </w:r>
+    </w:p>
+    <w:p>
+      <w:pPr>
+        <w:rPr>
+          <w:lang w:val="en-US"/>
+        </w:rPr>
+      </w:pPr>
+      <w:r>
+        <w:rPr>
+          <w:lang w:val="en-US"/>
+        </w:rPr>
+        <w:t>Figure from Denaud et al., Nature Structural &amp; Molecular Biology, 2024 (PMID: 39152239).</w:t>
+      </w:r>
+    </w:p>
+    <w:p>
+      <w:pPr>
+        <w:rPr>
+          <w:lang w:val="en-US"/>
+        </w:rPr>
+      </w:pPr>
+      <w:r>
+        <w:rPr>
+          <w:lang w:val="en-US"/>
+        </w:rPr>
+        <w:t>Top: Hi-C score maps of the dachshund (</w:t>
+      </w:r>
+      <w:proofErr w:type="spellStart"/>
+      <w:r>
+        <w:rPr>
+          <w:lang w:val="en-US"/>
+        </w:rPr>
+        <w:t>dac</w:t>
+      </w:r>
+      <w:proofErr w:type="spellEnd"/>
+      <w:r>
+        <w:rPr>
+          <w:lang w:val="en-US"/>
+        </w:rPr>
+        <w:t xml:space="preserve">) locus in 3rd instar imaginal leg disc in WT (left) or ΔRE (right) Drosophila. A black circle indicates the position of the chromatin loop between the </w:t>
+      </w:r>
+      <w:proofErr w:type="spellStart"/>
+      <w:r>
+        <w:rPr>
+          <w:lang w:val="en-US"/>
+        </w:rPr>
+        <w:t>daschund</w:t>
+      </w:r>
+      <w:proofErr w:type="spellEnd"/>
+      <w:r>
+        <w:rPr>
+          <w:lang w:val="en-US"/>
+        </w:rPr>
+        <w:t xml:space="preserve"> </w:t>
+      </w:r>
+      <w:proofErr w:type="spellStart"/>
+      <w:r>
+        <w:rPr>
+          <w:lang w:val="en-US"/>
+        </w:rPr>
+        <w:t>PREs.</w:t>
+      </w:r>
+      <w:proofErr w:type="spellEnd"/>
+      <w:r>
+        <w:rPr>
+          <w:lang w:val="en-US"/>
+        </w:rPr>
+        <w:t xml:space="preserve"> PREs and </w:t>
+      </w:r>
+      <w:proofErr w:type="spellStart"/>
+      <w:r>
+        <w:rPr>
+          <w:lang w:val="en-US"/>
+        </w:rPr>
+        <w:t>and</w:t>
+      </w:r>
+      <w:proofErr w:type="spellEnd"/>
+      <w:r>
+        <w:rPr>
+          <w:lang w:val="en-US"/>
+        </w:rPr>
+        <w:t xml:space="preserve"> promoter positions are indicated on the bottom. Bottom: DAC immunostaining in WT larval 3rd larval instar (left) or early pupal imaginal leg discs (right). Scale bar= 30</w:t>
+      </w:r>
+      <w:r>
+        <w:rPr>
+          <w:rFonts w:ascii="Arial" w:hAnsi="Arial" w:cs="Arial"/>
+          <w:lang w:val="en-US"/>
+        </w:rPr>
+        <w:t> </w:t>
+      </w:r>
+      <w:r>
+        <w:rPr>
+          <w:lang w:val="en-US"/>
+        </w:rPr>
+        <w:t>μm.</w:t>
+      </w:r>
+    </w:p>
+    <w:p>
+      <w:pPr>
+        <w:rPr>
+          <w:lang w:val="en-US"/>
+        </w:rPr>
+      </w:pPr>
+    </w:p>
+    <w:p>
+      <w:pPr>
+        <w:rPr>
+          <w:lang w:val="en-US"/>
+        </w:rPr>
+      </w:pPr>
+    </w:p>
+    <w:p>
+      <w:pPr>
+        <w:rPr>
+          <w:lang w:val="en-US"/>
+        </w:rPr>
+      </w:pPr>
+    </w:p>
+    <w:p>
+      <w:pPr>
+        <w:rPr>
+          <w:lang w:val="en-US"/>
+        </w:rPr>
+      </w:pPr>
+    </w:p>
+    <w:p>
+      <w:pPr>
+        <w:rPr>
+          <w:lang w:val="en-US"/>
+        </w:rPr>
+      </w:pPr>
+    </w:p>
+    <w:p>
+      <w:pPr>
+        <w:rPr>
+          <w:lang w:val="en-US"/>
+        </w:rPr>
+      </w:pPr>
+    </w:p>
+    <w:p>
+      <w:pPr>
+        <w:rPr>
+          <w:lang w:val="en-US"/>
+        </w:rPr>
+      </w:pPr>
+    </w:p>
+    <w:p>
+      <w:pPr>
+        <w:rPr>
+          <w:lang w:val="en-US"/>
+        </w:rPr>
+      </w:pPr>
+    </w:p>
+    <w:p>
+      <w:pPr>
+        <w:rPr>
+          <w:lang w:val="en-US"/>
+        </w:rPr>
+      </w:pPr>
+    </w:p>
+    <w:p>
+      <w:pPr>
+        <w:rPr>
+          <w:lang w:val="en-US"/>
+        </w:rPr>
+      </w:pPr>
+    </w:p>
+    <w:p>
+      <w:pPr>
+        <w:rPr>
+          <w:lang w:val="en-US"/>
+        </w:rPr>
+      </w:pPr>
+    </w:p>
+    <w:p>
+      <w:pPr>
+        <w:rPr>
+          <w:lang w:val="en-US"/>
+        </w:rPr>
+      </w:pPr>
+    </w:p>
+    <w:p>
+      <w:pPr>
+        <w:rPr>
+          <w:lang w:val="en-US"/>
+        </w:rPr>
+      </w:pPr>
+    </w:p>
+    <w:p>
+      <w:pPr>
+        <w:rPr>
+          <w:lang w:val="en-US"/>
+        </w:rPr>
+      </w:pPr>
+    </w:p>
+    <w:p>
+      <w:pPr>
+        <w:rPr>
+          <w:lang w:val="en-US"/>
+        </w:rPr>
+      </w:pPr>
+    </w:p>
+    <w:p>
+      <w:pPr>
+        <w:rPr>
+          <w:lang w:val="en-US"/>
+        </w:rPr>
+      </w:pPr>
+    </w:p>
+    <w:p>
+      <w:pPr>
+        <w:rPr>
+          <w:lang w:val="en-US"/>
+        </w:rPr>
+      </w:pPr>
+    </w:p>
+    <w:p>
+      <w:pPr>
+        <w:rPr>
+          <w:lang w:val="en-US"/>
+        </w:rPr>
+      </w:pPr>
+    </w:p>
+    <w:p>
+      <w:pPr>
+        <w:rPr>
+          <w:lang w:val="en-US"/>
+        </w:rPr>
+      </w:pPr>
+    </w:p>
+    <w:p>
+      <w:pPr>
+        <w:rPr>
+          <w:lang w:val="en-US"/>
+        </w:rPr>
+      </w:pPr>
+    </w:p>
+    <w:p>
+      <w:pPr>
+        <w:rPr>
+          <w:lang w:val="en-US"/>
+        </w:rPr>
+      </w:pPr>
+    </w:p>
+    <w:p>
+      <w:pPr>
+        <w:rPr>
+          <w:lang w:val="en-US"/>
+        </w:rPr>
+      </w:pPr>
+    </w:p>
+    <w:p>
+      <w:pPr>
+        <w:rPr>
+          <w:lang w:val="en-US"/>
+        </w:rPr>
+      </w:pPr>
     </w:p>
     <w:p>
       <w:pPr>
@@ -965,6 +1674,288 @@
       </w:pPr>
       <w:r>
         <w:rPr>
+          <w:lang w:val="en-US"/>
+        </w:rPr>
+        <w:lastRenderedPageBreak/>
+        <w:t xml:space="preserve">Video: </w:t>
+      </w:r>
+      <w:hyperlink r:id="rId7" w:history="1">
+        <w:r>
+          <w:rPr>
+            <w:rStyle w:val="Hyperlink"/>
+            <w:lang w:val="en-US"/>
+          </w:rPr>
+          <w:t>https://youtu.be/82G_T_3kHKk</w:t>
+        </w:r>
+      </w:hyperlink>
+    </w:p>
+    <w:p>
+      <w:pPr>
+        <w:rPr>
+          <w:lang w:val="en-US"/>
+        </w:rPr>
+      </w:pPr>
+    </w:p>
+    <w:p>
+      <w:pPr>
+        <w:rPr>
+          <w:lang w:val="en-US"/>
+        </w:rPr>
+      </w:pPr>
+      <w:r>
+        <w:rPr>
+          <w:lang w:val="en-US"/>
+        </w:rPr>
+        <w:t>Figure:</w:t>
+      </w:r>
+    </w:p>
+    <w:p>
+      <w:pPr>
+        <w:rPr>
+          <w:lang w:val="en-US"/>
+        </w:rPr>
+      </w:pPr>
+      <w:r>
+        <w:rPr>
+          <w:noProof/>
+          <w:lang w:val="en-US"/>
+        </w:rPr>
+        <w:drawing>
+          <wp:inline distT="0" distB="0" distL="0" distR="0" wp14:anchorId="3BEAA12D" wp14:editId="7ABE1147">
+            <wp:extent cx="5731510" cy="3388360"/>
+            <wp:effectExtent l="0" t="0" r="0" b="2540"/>
+            <wp:docPr id="203019879" name="Picture 3" descr="A diagram of a process of restoration&#10;&#10;AI-generated content may be incorrect."/>
+            <wp:cNvGraphicFramePr>
+              <a:graphicFrameLocks xmlns:a="http://schemas.openxmlformats.org/drawingml/2006/main" noChangeAspect="1"/>
+            </wp:cNvGraphicFramePr>
+            <a:graphic xmlns:a="http://schemas.openxmlformats.org/drawingml/2006/main">
+              <a:graphicData uri="http://schemas.openxmlformats.org/drawingml/2006/picture">
+                <pic:pic xmlns:pic="http://schemas.openxmlformats.org/drawingml/2006/picture">
+                  <pic:nvPicPr>
+                    <pic:cNvPr id="203019879" name="Picture 3" descr="A diagram of a process of restoration&#10;&#10;AI-generated content may be incorrect."/>
+                    <pic:cNvPicPr/>
+                  </pic:nvPicPr>
+                  <pic:blipFill>
+                    <a:blip r:embed="rId8" cstate="print">
+                      <a:extLst>
+                        <a:ext uri="{28A0092B-C50C-407E-A947-70E740481C1C}">
+                          <a14:useLocalDpi xmlns:a14="http://schemas.microsoft.com/office/drawing/2010/main" val="0"/>
+                        </a:ext>
+                      </a:extLst>
+                    </a:blip>
+                    <a:stretch>
+                      <a:fillRect/>
+                    </a:stretch>
+                  </pic:blipFill>
+                  <pic:spPr>
+                    <a:xfrm>
+                      <a:off x="0" y="0"/>
+                      <a:ext cx="5731510" cy="3388360"/>
+                    </a:xfrm>
+                    <a:prstGeom prst="rect">
+                      <a:avLst/>
+                    </a:prstGeom>
+                  </pic:spPr>
+                </pic:pic>
+              </a:graphicData>
+            </a:graphic>
+          </wp:inline>
+        </w:drawing>
+      </w:r>
+    </w:p>
+    <w:p>
+      <w:pPr>
+        <w:rPr>
+          <w:lang w:val="en-US"/>
+        </w:rPr>
+      </w:pPr>
+    </w:p>
+    <w:p>
+      <w:pPr>
+        <w:rPr>
+          <w:lang w:val="en-US"/>
+        </w:rPr>
+      </w:pPr>
+      <w:r>
+        <w:rPr>
+          <w:lang w:val="en-US"/>
+        </w:rPr>
+        <w:t>Caption:</w:t>
+      </w:r>
+      <w:r>
+        <w:rPr>
+          <w:lang w:val="en-US"/>
+        </w:rPr>
+        <w:br/>
+      </w:r>
+      <w:r>
+        <w:rPr>
+          <w:lang w:val="en-US"/>
+        </w:rPr>
+        <w:t>See Parreno*, Loubiere* et al., Nature, 2024 (PMID: 38658752).</w:t>
+      </w:r>
+    </w:p>
+    <w:p>
+      <w:pPr>
+        <w:rPr>
+          <w:lang w:val="en-US"/>
+        </w:rPr>
+      </w:pPr>
+      <w:r>
+        <w:rPr>
+          <w:lang w:val="en-US"/>
+        </w:rPr>
+        <w:t>Transient PcG perturbation triggers an irreversible switch to a cancer cell fate. Resulting cancers maintain persistent transcriptional changes supported by the STAT92E activator and the ZFH1 repressor.</w:t>
+      </w:r>
+    </w:p>
+    <w:p>
+      <w:pPr>
+        <w:rPr>
+          <w:lang w:val="en-US"/>
+        </w:rPr>
+      </w:pPr>
+    </w:p>
+    <w:p>
+      <w:pPr>
+        <w:rPr>
+          <w:lang w:val="en-US"/>
+        </w:rPr>
+      </w:pPr>
+    </w:p>
+    <w:p>
+      <w:pPr>
+        <w:rPr>
+          <w:lang w:val="en-US"/>
+        </w:rPr>
+      </w:pPr>
+    </w:p>
+    <w:p>
+      <w:pPr>
+        <w:rPr>
+          <w:lang w:val="en-US"/>
+        </w:rPr>
+      </w:pPr>
+    </w:p>
+    <w:p>
+      <w:pPr>
+        <w:rPr>
+          <w:lang w:val="en-US"/>
+        </w:rPr>
+      </w:pPr>
+    </w:p>
+    <w:p>
+      <w:pPr>
+        <w:rPr>
+          <w:lang w:val="en-US"/>
+        </w:rPr>
+      </w:pPr>
+    </w:p>
+    <w:p>
+      <w:pPr>
+        <w:rPr>
+          <w:lang w:val="en-US"/>
+        </w:rPr>
+      </w:pPr>
+    </w:p>
+    <w:p>
+      <w:pPr>
+        <w:rPr>
+          <w:lang w:val="en-US"/>
+        </w:rPr>
+      </w:pPr>
+    </w:p>
+    <w:p>
+      <w:pPr>
+        <w:rPr>
+          <w:lang w:val="en-US"/>
+        </w:rPr>
+      </w:pPr>
+    </w:p>
+    <w:p>
+      <w:pPr>
+        <w:rPr>
+          <w:lang w:val="en-US"/>
+        </w:rPr>
+      </w:pPr>
+    </w:p>
+    <w:p>
+      <w:pPr>
+        <w:rPr>
+          <w:lang w:val="en-US"/>
+        </w:rPr>
+      </w:pPr>
+    </w:p>
+    <w:p>
+      <w:pPr>
+        <w:rPr>
+          <w:lang w:val="en-US"/>
+        </w:rPr>
+      </w:pPr>
+    </w:p>
+    <w:p>
+      <w:pPr>
+        <w:rPr>
+          <w:lang w:val="en-US"/>
+        </w:rPr>
+      </w:pPr>
+    </w:p>
+    <w:p>
+      <w:pPr>
+        <w:rPr>
+          <w:lang w:val="en-US"/>
+        </w:rPr>
+      </w:pPr>
+    </w:p>
+    <w:p>
+      <w:pPr>
+        <w:rPr>
+          <w:lang w:val="en-US"/>
+        </w:rPr>
+      </w:pPr>
+    </w:p>
+    <w:p>
+      <w:pPr>
+        <w:rPr>
+          <w:lang w:val="en-US"/>
+        </w:rPr>
+      </w:pPr>
+    </w:p>
+    <w:p>
+      <w:pPr>
+        <w:rPr>
+          <w:lang w:val="en-US"/>
+        </w:rPr>
+      </w:pPr>
+    </w:p>
+    <w:p>
+      <w:pPr>
+        <w:rPr>
+          <w:lang w:val="en-US"/>
+        </w:rPr>
+      </w:pPr>
+    </w:p>
+    <w:p>
+      <w:pPr>
+        <w:rPr>
+          <w:lang w:val="en-US"/>
+        </w:rPr>
+      </w:pPr>
+    </w:p>
+    <w:p>
+      <w:pPr>
+        <w:rPr>
+          <w:lang w:val="en-US"/>
+        </w:rPr>
+      </w:pPr>
+    </w:p>
+    <w:p>
+      <w:pPr>
+        <w:rPr>
+          <w:lang w:val="en-US"/>
+        </w:rPr>
+      </w:pPr>
+      <w:r>
+        <w:rPr>
           <w:b/>
           <w:bCs/>
           <w:lang w:val="en-US"/>
@@ -1161,6 +2152,87 @@
           <w:lang w:val="en-US"/>
         </w:rPr>
       </w:pPr>
+    </w:p>
+    <w:p>
+      <w:pPr>
+        <w:rPr>
+          <w:lang w:val="en-US"/>
+        </w:rPr>
+      </w:pPr>
+      <w:r>
+        <w:rPr>
+          <w:noProof/>
+          <w:lang w:val="en-US"/>
+        </w:rPr>
+        <w:lastRenderedPageBreak/>
+        <w:drawing>
+          <wp:inline distT="0" distB="0" distL="0" distR="0" wp14:anchorId="279F2C9D" wp14:editId="5CBAB77A">
+            <wp:extent cx="5731510" cy="3423920"/>
+            <wp:effectExtent l="0" t="0" r="0" b="5080"/>
+            <wp:docPr id="685839246" name="Picture 2" descr="A close-up of several images of a planet&#10;&#10;AI-generated content may be incorrect."/>
+            <wp:cNvGraphicFramePr>
+              <a:graphicFrameLocks xmlns:a="http://schemas.openxmlformats.org/drawingml/2006/main" noChangeAspect="1"/>
+            </wp:cNvGraphicFramePr>
+            <a:graphic xmlns:a="http://schemas.openxmlformats.org/drawingml/2006/main">
+              <a:graphicData uri="http://schemas.openxmlformats.org/drawingml/2006/picture">
+                <pic:pic xmlns:pic="http://schemas.openxmlformats.org/drawingml/2006/picture">
+                  <pic:nvPicPr>
+                    <pic:cNvPr id="685839246" name="Picture 2" descr="A close-up of several images of a planet&#10;&#10;AI-generated content may be incorrect."/>
+                    <pic:cNvPicPr/>
+                  </pic:nvPicPr>
+                  <pic:blipFill>
+                    <a:blip r:embed="rId9">
+                      <a:extLst>
+                        <a:ext uri="{28A0092B-C50C-407E-A947-70E740481C1C}">
+                          <a14:useLocalDpi xmlns:a14="http://schemas.microsoft.com/office/drawing/2010/main" val="0"/>
+                        </a:ext>
+                      </a:extLst>
+                    </a:blip>
+                    <a:stretch>
+                      <a:fillRect/>
+                    </a:stretch>
+                  </pic:blipFill>
+                  <pic:spPr>
+                    <a:xfrm>
+                      <a:off x="0" y="0"/>
+                      <a:ext cx="5731510" cy="3423920"/>
+                    </a:xfrm>
+                    <a:prstGeom prst="rect">
+                      <a:avLst/>
+                    </a:prstGeom>
+                  </pic:spPr>
+                </pic:pic>
+              </a:graphicData>
+            </a:graphic>
+          </wp:inline>
+        </w:drawing>
+      </w:r>
+    </w:p>
+    <w:p>
+      <w:pPr>
+        <w:rPr>
+          <w:lang w:val="en-US"/>
+        </w:rPr>
+      </w:pPr>
+      <w:r>
+        <w:rPr>
+          <w:lang w:val="en-US"/>
+        </w:rPr>
+        <w:t>Caption:</w:t>
+      </w:r>
+    </w:p>
+    <w:p>
+      <w:pPr>
+        <w:rPr>
+          <w:lang w:val="en-US"/>
+        </w:rPr>
+      </w:pPr>
+      <w:r>
+        <w:rPr>
+          <w:lang w:val="en-US"/>
+        </w:rPr>
+        <w:t>Figure from Szabo et al., Nature genetics, 2020 (PMID: 33077913). Super-resolution microscopy image of a cell nucleus (left) and insets showing individual TADs (right).</w:t>
+      </w:r>
     </w:p>
     <w:sectPr>
       <w:pgSz w:w="11906" w:h="16838"/>
@@ -2080,6 +3152,29 @@
       <w:spacing w:val="5"/>
     </w:rPr>
   </w:style>
+  <w:style w:type="character" w:styleId="Hyperlink">
+    <w:name w:val="Hyperlink"/>
+    <w:basedOn w:val="DefaultParagraphFont"/>
+    <w:uiPriority w:val="99"/>
+    <w:unhideWhenUsed/>
+    <w:rsid w:val="00251E85"/>
+    <w:rPr>
+      <w:color w:val="467886" w:themeColor="hyperlink"/>
+      <w:u w:val="single"/>
+    </w:rPr>
+  </w:style>
+  <w:style w:type="character" w:styleId="UnresolvedMention">
+    <w:name w:val="Unresolved Mention"/>
+    <w:basedOn w:val="DefaultParagraphFont"/>
+    <w:uiPriority w:val="99"/>
+    <w:semiHidden/>
+    <w:unhideWhenUsed/>
+    <w:rsid w:val="00251E85"/>
+    <w:rPr>
+      <w:color w:val="605E5C"/>
+      <w:shd w:val="clear" w:color="auto" w:fill="E1DFDD"/>
+    </w:rPr>
+  </w:style>
 </w:styles>
 </file>
 
